--- a/PUBLISHED/biol-1/homework/module-11-genomics-biotechnology-questions.docx
+++ b/PUBLISHED/biol-1/homework/module-11-genomics-biotechnology-questions.docx
@@ -9,102 +9,102 @@
     </w:p>
     <w:p>
       <w:r>
-        <w:t>What is a restriction enzyme? How do "sticky ends" facilitate ligation?</w:t>
+        <w:t>What is a restriction enzyme? What does it cut?</w:t>
       </w:r>
     </w:p>
     <w:p>
       <w:r>
-        <w:t>What is a vector (e.g., plasmid)? How is it used to introduce foreign DNA into bacteria?</w:t>
+        <w:t>What are "sticky ends"? Why are they useful?</w:t>
       </w:r>
     </w:p>
     <w:p>
       <w:r>
-        <w:t>Describe the three steps of PCR: Denaturation, Annealing, Extension.</w:t>
+        <w:t>What is a plasmid? How is it used in genetic engineering?</w:t>
       </w:r>
     </w:p>
     <w:p>
       <w:r>
-        <w:t>Why is PCR called "molecular photocopying"? Why is it useful for forensics?</w:t>
+        <w:t>What is recombinant DNA?</w:t>
       </w:r>
     </w:p>
     <w:p>
       <w:r>
-        <w:t>Explain how gel electrophoresis separates DNA fragments.</w:t>
+        <w:t>What are the three steps of PCR? What temperature is used for each?</w:t>
       </w:r>
     </w:p>
     <w:p>
       <w:r>
-        <w:t>Do smaller fragments migrate faster or slower? Why?</w:t>
+        <w:t>Why does PCR need a heat-stable polymerase (Taq)?</w:t>
       </w:r>
     </w:p>
     <w:p>
       <w:r>
-        <w:t>Define transgenic organism (GMO).</w:t>
+        <w:t>Starting with one DNA molecule, how many copies do you have after 10 PCR cycles?</w:t>
       </w:r>
     </w:p>
     <w:p>
       <w:r>
-        <w:t>Outline the steps to produce insulin-secreting bacteria.</w:t>
+        <w:t>What is gel electrophoresis? How does it separate DNA?</w:t>
       </w:r>
     </w:p>
     <w:p>
       <w:r>
-        <w:t>In a paternity test, a child has bands at positions A and B. The mother has band A. Must the biological father have band B? Explain.</w:t>
+        <w:t>In gel electrophoresis, do small or large fragments travel farther? Why?</w:t>
       </w:r>
     </w:p>
     <w:p>
       <w:r>
-        <w:t>Differentiate ex vivo (cells treated outside the body) and in vivo (treatment inside the body) gene therapy.</w:t>
+        <w:t>What are STRs (Short Tandem Repeats)? How are they used in forensics?</w:t>
       </w:r>
     </w:p>
     <w:p>
       <w:r>
-        <w:t>What are the major challenges of gene therapy? (Delivery, immune response, targeting)</w:t>
+        <w:t>In a paternity test, which bands in the child must come from the father?</w:t>
       </w:r>
     </w:p>
     <w:p>
       <w:r>
-        <w:t>We have sequenced the human genome. Why doesn't knowing the sequence immediately reveal gene function?</w:t>
+        <w:t>What is a transgenic organism (GMO)?</w:t>
       </w:r>
     </w:p>
     <w:p>
       <w:r>
-        <w:t>What is functional genomics?</w:t>
+        <w:t>What are the basic steps to create a GMO bacterium that produces human insulin?</w:t>
       </w:r>
     </w:p>
     <w:p>
       <w:r>
-        <w:t>What is bioinformatics? How do computational tools help analyze biological data?</w:t>
+        <w:t>What is gene therapy?</w:t>
       </w:r>
     </w:p>
     <w:p>
       <w:r>
-        <w:t>What are STRs (Short Tandem Repeats)? How are they used in genetic fingerprinting?</w:t>
+        <w:t>What is the difference between ex vivo and in vivo gene therapy?</w:t>
       </w:r>
     </w:p>
     <w:p>
       <w:r>
-        <w:t>Compare the production of recombinant DNA with traditional selective breeding. What advantages does genetic engineering offer?</w:t>
+        <w:t>What is CRISPR-Cas9? How is it different from restriction enzymes?</w:t>
       </w:r>
     </w:p>
     <w:p>
       <w:r>
-        <w:t>Golden Rice is engineered to produce beta-carotene (Vitamin A precursor). Explain why this is considered a humanitarian application of biotechnology.</w:t>
+        <w:t>What is the difference between somatic gene therapy and germline modification?</w:t>
       </w:r>
     </w:p>
     <w:p>
       <w:r>
-        <w:t>What is CRISPR-Cas9? How does it differ from traditional restriction enzyme methods of gene editing?</w:t>
+        <w:t>Name one benefit and one concern about GMOs.</w:t>
       </w:r>
     </w:p>
     <w:p>
       <w:r>
-        <w:t>Discuss the ethical implications of human germline editing. What is the difference between somatic gene therapy and germline modification?</w:t>
+        <w:t>Why can bacteria read and use a human gene to make a human protein?</w:t>
       </w:r>
     </w:p>
     <w:p>
       <w:r>
-        <w:t>The genetic code is nearly universal. How does this support common ancestry? How does it enable biotechnology (e.g., producing human insulin in bacteria)?</w:t>
+        <w:t>What was the Human Genome Project? Why is it important?</w:t>
       </w:r>
     </w:p>
     <w:sectPr>

--- a/PUBLISHED/biol-1/homework/module-11-genomics-biotechnology-questions.docx
+++ b/PUBLISHED/biol-1/homework/module-11-genomics-biotechnology-questions.docx
@@ -4,107 +4,67 @@
   <w:body>
     <w:p>
       <w:r>
-        <w:t>Module 11: Genomics and Biotechnology — Study Questions</w:t>
+        <w:t>Module 11: Genomics &amp; Biotechnology — Study Questions</w:t>
       </w:r>
     </w:p>
     <w:p>
       <w:r>
-        <w:t>What is a restriction enzyme? What does it cut?</w:t>
+        <w:t>What is a restriction enzyme, and what does it do to DNA?</w:t>
       </w:r>
     </w:p>
     <w:p>
       <w:r>
-        <w:t>What are "sticky ends"? Why are they useful?</w:t>
+        <w:t>What is recombinant DNA? Give an example of why a scientist would want to create it.</w:t>
       </w:r>
     </w:p>
     <w:p>
       <w:r>
-        <w:t>What is a plasmid? How is it used in genetic engineering?</w:t>
+        <w:t>In your own words, describe how PCR copies DNA. How is PCR similar to DNA replication inside your cells (Module 08)?</w:t>
       </w:r>
     </w:p>
     <w:p>
       <w:r>
-        <w:t>What is recombinant DNA?</w:t>
+        <w:t>What is gel electrophoresis used for? Do small or large DNA fragments travel farther through the gel, and why?</w:t>
       </w:r>
     </w:p>
     <w:p>
       <w:r>
-        <w:t>What are the three steps of PCR? What temperature is used for each?</w:t>
+        <w:t>What are STRs (Short Tandem Repeats)? How are they used to identify individuals in forensics or paternity tests?</w:t>
       </w:r>
     </w:p>
     <w:p>
       <w:r>
-        <w:t>Why does PCR need a heat-stable polymerase (Taq)?</w:t>
+        <w:t>What is a GMO? Briefly describe the steps to create a bacterium that produces human insulin.</w:t>
       </w:r>
     </w:p>
     <w:p>
       <w:r>
-        <w:t>Starting with one DNA molecule, how many copies do you have after 10 PCR cycles?</w:t>
+        <w:t>The genetic code is "universal" — the same codons code for the same amino acids in bacteria, plants, and humans. Why is this fact essential for genetic engineering? (Think back to the central dogma from Module 07.)</w:t>
       </w:r>
     </w:p>
     <w:p>
       <w:r>
-        <w:t>What is gel electrophoresis? How does it separate DNA?</w:t>
+        <w:t>What is CRISPR-Cas9? How is it different from a restriction enzyme?</w:t>
       </w:r>
     </w:p>
     <w:p>
       <w:r>
-        <w:t>In gel electrophoresis, do small or large fragments travel farther? Why?</w:t>
+        <w:t>What is gene therapy? Give one example of a disease it could potentially treat.</w:t>
       </w:r>
     </w:p>
     <w:p>
       <w:r>
-        <w:t>What are STRs (Short Tandem Repeats)? How are they used in forensics?</w:t>
+        <w:t>Name one benefit and one concern about genetically modified organisms (GMOs).</w:t>
       </w:r>
     </w:p>
     <w:p>
       <w:r>
-        <w:t>In a paternity test, which bands in the child must come from the father?</w:t>
+        <w:t>Connecting the modules: A scientist discovers a mutation (Module 07) in a gene that causes a genetic disorder inherited in an autosomal recessive pattern (Module 09). She wants to use CRISPR to fix the gene. Explain, step by step, how the concepts from Modules 07, 09, and 11 all connect in this scenario.</w:t>
       </w:r>
     </w:p>
     <w:p>
       <w:r>
-        <w:t>What is a transgenic organism (GMO)?</w:t>
-      </w:r>
-    </w:p>
-    <w:p>
-      <w:r>
-        <w:t>What are the basic steps to create a GMO bacterium that produces human insulin?</w:t>
-      </w:r>
-    </w:p>
-    <w:p>
-      <w:r>
-        <w:t>What is gene therapy?</w:t>
-      </w:r>
-    </w:p>
-    <w:p>
-      <w:r>
-        <w:t>What is the difference between ex vivo and in vivo gene therapy?</w:t>
-      </w:r>
-    </w:p>
-    <w:p>
-      <w:r>
-        <w:t>What is CRISPR-Cas9? How is it different from restriction enzymes?</w:t>
-      </w:r>
-    </w:p>
-    <w:p>
-      <w:r>
-        <w:t>What is the difference between somatic gene therapy and germline modification?</w:t>
-      </w:r>
-    </w:p>
-    <w:p>
-      <w:r>
-        <w:t>Name one benefit and one concern about GMOs.</w:t>
-      </w:r>
-    </w:p>
-    <w:p>
-      <w:r>
-        <w:t>Why can bacteria read and use a human gene to make a human protein?</w:t>
-      </w:r>
-    </w:p>
-    <w:p>
-      <w:r>
-        <w:t>What was the Human Genome Project? Why is it important?</w:t>
+        <w:t>Thinking critically: Should scientists be allowed to edit genes in human embryos (changes that would be passed to future generations)? State your position and give at least one reason for and one reason against.</w:t>
       </w:r>
     </w:p>
     <w:sectPr>

--- a/PUBLISHED/biol-1/homework/module-11-genomics-biotechnology-questions.docx
+++ b/PUBLISHED/biol-1/homework/module-11-genomics-biotechnology-questions.docx
@@ -9,62 +9,62 @@
     </w:p>
     <w:p>
       <w:r>
-        <w:t>What is a restriction enzyme, and what does it do to DNA?</w:t>
+        <w:t>What is a restriction enzyme? What does it do to DNA?</w:t>
       </w:r>
     </w:p>
     <w:p>
       <w:r>
-        <w:t>What is recombinant DNA? Give an example of why a scientist would want to create it.</w:t>
+        <w:t>What is a plasmid, and why is it useful in genetic engineering?</w:t>
       </w:r>
     </w:p>
     <w:p>
       <w:r>
-        <w:t>In your own words, describe how PCR copies DNA. How is PCR similar to DNA replication inside your cells (Module 08)?</w:t>
+        <w:t>PCR copies DNA in a test tube. Describe the three basic steps. For each step, name the Module 07 enzyme or concept it is similar to. (Hint: helicase, primase, DNA polymerase.)</w:t>
       </w:r>
     </w:p>
     <w:p>
       <w:r>
-        <w:t>What is gel electrophoresis used for? Do small or large DNA fragments travel farther through the gel, and why?</w:t>
+        <w:t>After 1 cycle of PCR you have 2 copies. After 2 cycles you have 4. How many copies do you have after 5 cycles? After 10?</w:t>
       </w:r>
     </w:p>
     <w:p>
       <w:r>
-        <w:t>What are STRs (Short Tandem Repeats)? How are they used to identify individuals in forensics or paternity tests?</w:t>
+        <w:t>In gel electrophoresis, do small or large DNA fragments travel farther? Why?</w:t>
       </w:r>
     </w:p>
     <w:p>
       <w:r>
-        <w:t>What is a GMO? Briefly describe the steps to create a bacterium that produces human insulin.</w:t>
+        <w:t>What are STRs? How are STR patterns inherited? (Connect this to Module 09.)</w:t>
       </w:r>
     </w:p>
     <w:p>
       <w:r>
-        <w:t>The genetic code is "universal" — the same codons code for the same amino acids in bacteria, plants, and humans. Why is this fact essential for genetic engineering? (Think back to the central dogma from Module 07.)</w:t>
+        <w:t>How is DNA fingerprinting used in forensics or paternity testing?</w:t>
       </w:r>
     </w:p>
     <w:p>
       <w:r>
-        <w:t>What is CRISPR-Cas9? How is it different from a restriction enzyme?</w:t>
+        <w:t>What is a GMO? Describe the basic steps to make a bacterium produce a human protein (like insulin).</w:t>
       </w:r>
     </w:p>
     <w:p>
       <w:r>
-        <w:t>What is gene therapy? Give one example of a disease it could potentially treat.</w:t>
+        <w:t>In Module 07 you learned that the genetic code is "universal." Why is this fact absolutely essential for genetic engineering to work?</w:t>
       </w:r>
     </w:p>
     <w:p>
       <w:r>
-        <w:t>Name one benefit and one concern about genetically modified organisms (GMOs).</w:t>
+        <w:t>What is CRISPR-Cas9? In simple terms, how does it edit DNA?</w:t>
       </w:r>
     </w:p>
     <w:p>
       <w:r>
-        <w:t>Connecting the modules: A scientist discovers a mutation (Module 07) in a gene that causes a genetic disorder inherited in an autosomal recessive pattern (Module 09). She wants to use CRISPR to fix the gene. Explain, step by step, how the concepts from Modules 07, 09, and 11 all connect in this scenario.</w:t>
+        <w:t>Name one benefit and one concern about GMOs or gene editing.</w:t>
       </w:r>
     </w:p>
     <w:p>
       <w:r>
-        <w:t>Thinking critically: Should scientists be allowed to edit genes in human embryos (changes that would be passed to future generations)? State your position and give at least one reason for and one reason against.</w:t>
+        <w:t>Putting it all together: A child is born with a genetic disorder caused by a single-base mutation (Module 07). The disorder follows an autosomal recessive pattern (Module 09). Scientists want to use CRISPR (Module 11) to fix the gene. In 3–4 sentences, explain how concepts from Modules 07, 09, and 11 all connect in this scenario.</w:t>
       </w:r>
     </w:p>
     <w:sectPr>

--- a/PUBLISHED/biol-1/homework/module-11-genomics-biotechnology-questions.docx
+++ b/PUBLISHED/biol-1/homework/module-11-genomics-biotechnology-questions.docx
@@ -3,68 +3,113 @@
 <w:document xmlns:wpc="http://schemas.microsoft.com/office/word/2010/wordprocessingCanvas" xmlns:mo="http://schemas.microsoft.com/office/mac/office/2008/main" xmlns:mc="http://schemas.openxmlformats.org/markup-compatibility/2006" xmlns:mv="urn:schemas-microsoft-com:mac:vml" xmlns:o="urn:schemas-microsoft-com:office:office" xmlns:r="http://schemas.openxmlformats.org/officeDocument/2006/relationships" xmlns:m="http://schemas.openxmlformats.org/officeDocument/2006/math" xmlns:v="urn:schemas-microsoft-com:vml" xmlns:wp14="http://schemas.microsoft.com/office/word/2010/wordprocessingDrawing" xmlns:wp="http://schemas.openxmlformats.org/drawingml/2006/wordprocessingDrawing" xmlns:w10="urn:schemas-microsoft-com:office:word" xmlns:w="http://schemas.openxmlformats.org/wordprocessingml/2006/main" xmlns:w14="http://schemas.microsoft.com/office/word/2010/wordml" xmlns:wpg="http://schemas.microsoft.com/office/word/2010/wordprocessingGroup" xmlns:wpi="http://schemas.microsoft.com/office/word/2010/wordprocessingInk" xmlns:wne="http://schemas.microsoft.com/office/word/2006/wordml" xmlns:wps="http://schemas.microsoft.com/office/word/2010/wordprocessingShape" mc:Ignorable="w14 wp14">
   <w:body>
     <w:p>
+      <w:pPr>
+        <w:pStyle w:val="Heading1"/>
+      </w:pPr>
       <w:r>
         <w:t>Module 11: Genomics &amp; Biotechnology — Study Questions</w:t>
       </w:r>
     </w:p>
     <w:p>
       <w:r>
+        <w:br/>
+      </w:r>
+      <w:r>
         <w:t>What is a restriction enzyme? What does it do to DNA?</w:t>
       </w:r>
     </w:p>
     <w:p>
+      <w:r>
+        <w:br/>
+      </w:r>
       <w:r>
         <w:t>What is a plasmid, and why is it useful in genetic engineering?</w:t>
       </w:r>
     </w:p>
     <w:p>
       <w:r>
+        <w:br/>
+      </w:r>
+      <w:r>
         <w:t>PCR copies DNA in a test tube. Describe the three basic steps. For each step, name the Module 07 enzyme or concept it is similar to. (Hint: helicase, primase, DNA polymerase.)</w:t>
       </w:r>
     </w:p>
     <w:p>
+      <w:r>
+        <w:br/>
+      </w:r>
       <w:r>
         <w:t>After 1 cycle of PCR you have 2 copies. After 2 cycles you have 4. How many copies do you have after 5 cycles? After 10?</w:t>
       </w:r>
     </w:p>
     <w:p>
       <w:r>
+        <w:br/>
+      </w:r>
+      <w:r>
         <w:t>In gel electrophoresis, do small or large DNA fragments travel farther? Why?</w:t>
       </w:r>
     </w:p>
     <w:p>
+      <w:r>
+        <w:br/>
+      </w:r>
       <w:r>
         <w:t>What are STRs? How are STR patterns inherited? (Connect this to Module 09.)</w:t>
       </w:r>
     </w:p>
     <w:p>
       <w:r>
+        <w:br/>
+      </w:r>
+      <w:r>
         <w:t>How is DNA fingerprinting used in forensics or paternity testing?</w:t>
       </w:r>
     </w:p>
     <w:p>
+      <w:r>
+        <w:br/>
+      </w:r>
       <w:r>
         <w:t>What is a GMO? Describe the basic steps to make a bacterium produce a human protein (like insulin).</w:t>
       </w:r>
     </w:p>
     <w:p>
       <w:r>
+        <w:br/>
+      </w:r>
+      <w:r>
         <w:t>In Module 07 you learned that the genetic code is "universal." Why is this fact absolutely essential for genetic engineering to work?</w:t>
       </w:r>
     </w:p>
     <w:p>
+      <w:r>
+        <w:br/>
+      </w:r>
       <w:r>
         <w:t>What is CRISPR-Cas9? In simple terms, how does it edit DNA?</w:t>
       </w:r>
     </w:p>
     <w:p>
       <w:r>
+        <w:br/>
+      </w:r>
+      <w:r>
         <w:t>Name one benefit and one concern about GMOs or gene editing.</w:t>
       </w:r>
     </w:p>
     <w:p>
       <w:r>
-        <w:t>Putting it all together: A child is born with a genetic disorder caused by a single-base mutation (Module 07). The disorder follows an autosomal recessive pattern (Module 09). Scientists want to use CRISPR (Module 11) to fix the gene. In 3–4 sentences, explain how concepts from Modules 07, 09, and 11 all connect in this scenario.</w:t>
+        <w:br/>
+      </w:r>
+      <w:r>
+        <w:rPr>
+          <w:b/>
+        </w:rPr>
+        <w:t>Putting it all together:</w:t>
+      </w:r>
+      <w:r>
+        <w:t xml:space="preserve"> A child is born with a genetic disorder caused by a single-base mutation (Module 07). The disorder follows an autosomal recessive pattern (Module 09). Scientists want to use CRISPR (Module 11) to fix the gene. In 3–4 sentences, explain how concepts from Modules 07, 09, and 11 all connect in this scenario.</w:t>
       </w:r>
     </w:p>
     <w:sectPr>

--- a/PUBLISHED/biol-1/homework/module-11-genomics-biotechnology-questions.docx
+++ b/PUBLISHED/biol-1/homework/module-11-genomics-biotechnology-questions.docx
@@ -7,109 +7,147 @@
         <w:pStyle w:val="Heading1"/>
       </w:pPr>
       <w:r>
-        <w:t>Module 11: Genomics &amp; Biotechnology — Study Questions</w:t>
+        <w:t>Module 11: Genomics and Biotechnology - Learning Questions</w:t>
       </w:r>
     </w:p>
     <w:p>
       <w:r>
+        <w:t xml:space="preserve">1. </w:t>
+      </w:r>
+      <w:r>
         <w:br/>
       </w:r>
       <w:r>
-        <w:t>What is a restriction enzyme? What does it do to DNA?</w:t>
+        <w:t>What is a genome?</w:t>
+      </w:r>
+      <w:r>
+        <w:br/>
       </w:r>
     </w:p>
     <w:p>
       <w:r>
+        <w:t xml:space="preserve">2. </w:t>
+      </w:r>
+      <w:r>
         <w:br/>
       </w:r>
       <w:r>
-        <w:t>What is a plasmid, and why is it useful in genetic engineering?</w:t>
+        <w:t>Why does genomics require comparison?</w:t>
+      </w:r>
+      <w:r>
+        <w:br/>
       </w:r>
     </w:p>
     <w:p>
       <w:r>
+        <w:t xml:space="preserve">3. </w:t>
+      </w:r>
+      <w:r>
         <w:br/>
       </w:r>
       <w:r>
-        <w:t>PCR copies DNA in a test tube. Describe the three basic steps. For each step, name the Module 07 enzyme or concept it is similar to. (Hint: helicase, primase, DNA polymerase.)</w:t>
+        <w:t>What does PCR amplify?</w:t>
+      </w:r>
+      <w:r>
+        <w:br/>
       </w:r>
     </w:p>
     <w:p>
       <w:r>
+        <w:t xml:space="preserve">4. </w:t>
+      </w:r>
+      <w:r>
         <w:br/>
       </w:r>
       <w:r>
-        <w:t>After 1 cycle of PCR you have 2 copies. After 2 cycles you have 4. How many copies do you have after 5 cycles? After 10?</w:t>
+        <w:t>Why are primers necessary?</w:t>
+      </w:r>
+      <w:r>
+        <w:br/>
       </w:r>
     </w:p>
     <w:p>
       <w:r>
+        <w:t xml:space="preserve">5. </w:t>
+      </w:r>
+      <w:r>
         <w:br/>
       </w:r>
       <w:r>
-        <w:t>In gel electrophoresis, do small or large DNA fragments travel farther? Why?</w:t>
+        <w:t>How does gel electrophoresis separate DNA fragments?</w:t>
+      </w:r>
+      <w:r>
+        <w:br/>
       </w:r>
     </w:p>
     <w:p>
       <w:r>
+        <w:t xml:space="preserve">6. </w:t>
+      </w:r>
+      <w:r>
         <w:br/>
       </w:r>
       <w:r>
-        <w:t>What are STRs? How are STR patterns inherited? (Connect this to Module 09.)</w:t>
+        <w:t>Why do smaller fragments move farther in a gel?</w:t>
+      </w:r>
+      <w:r>
+        <w:br/>
       </w:r>
     </w:p>
     <w:p>
       <w:r>
+        <w:t xml:space="preserve">7. </w:t>
+      </w:r>
+      <w:r>
         <w:br/>
       </w:r>
       <w:r>
-        <w:t>How is DNA fingerprinting used in forensics or paternity testing?</w:t>
+        <w:t>What can CRISPR do in general terms?</w:t>
+      </w:r>
+      <w:r>
+        <w:br/>
       </w:r>
     </w:p>
     <w:p>
       <w:r>
+        <w:t xml:space="preserve">8. </w:t>
+      </w:r>
+      <w:r>
         <w:br/>
       </w:r>
       <w:r>
-        <w:t>What is a GMO? Describe the basic steps to make a bacterium produce a human protein (like insulin).</w:t>
+        <w:t>How is a GMO defined in biotechnology?</w:t>
+      </w:r>
+      <w:r>
+        <w:br/>
       </w:r>
     </w:p>
     <w:p>
       <w:r>
+        <w:t xml:space="preserve">9. </w:t>
+      </w:r>
+      <w:r>
         <w:br/>
       </w:r>
       <w:r>
-        <w:t>In Module 07 you learned that the genetic code is "universal." Why is this fact absolutely essential for genetic engineering to work?</w:t>
+        <w:t>What evidence should support a biotechnology claim?</w:t>
+      </w:r>
+      <w:r>
+        <w:br/>
       </w:r>
     </w:p>
     <w:p>
       <w:r>
-        <w:br/>
+        <w:t xml:space="preserve">10. </w:t>
       </w:r>
-      <w:r>
-        <w:t>What is CRISPR-Cas9? In simple terms, how does it edit DNA?</w:t>
-      </w:r>
-    </w:p>
-    <w:p>
       <w:r>
         <w:br/>
       </w:r>
       <w:r>
-        <w:t>Name one benefit and one concern about GMOs or gene editing.</w:t>
+        <w:t>What ethical questions can biotechnology raise?</w:t>
       </w:r>
-    </w:p>
-    <w:p>
       <w:r>
         <w:br/>
-      </w:r>
-      <w:r>
-        <w:rPr>
-          <w:b/>
-        </w:rPr>
-        <w:t>Putting it all together:</w:t>
-      </w:r>
-      <w:r>
-        <w:t xml:space="preserve"> A child is born with a genetic disorder caused by a single-base mutation (Module 07). The disorder follows an autosomal recessive pattern (Module 09). Scientists want to use CRISPR (Module 11) to fix the gene. In 3–4 sentences, explain how concepts from Modules 07, 09, and 11 all connect in this scenario.</w:t>
       </w:r>
     </w:p>
     <w:sectPr>
